--- a/exports/seven_layer_model_v1.0.docx
+++ b/exports/seven_layer_model_v1.0.docx
@@ -22,6 +22,32 @@
         <w:t xml:space="preserve">Model</w:t>
       </w:r>
     </w:p>
+    <w:sdt>
+      <w:sdtPr>
+        <w:docPartObj>
+          <w:docPartGallery w:val="Table of Contents"/>
+          <w:docPartUnique/>
+        </w:docPartObj>
+      </w:sdtPr>
+      <w:sdtContent>
+        <w:p>
+          <w:pPr>
+            <w:pStyle w:val="TOCHeading"/>
+          </w:pPr>
+          <w:r>
+            <w:t xml:space="preserve">Table of Contents</w:t>
+          </w:r>
+        </w:p>
+        <w:p>
+          <w:r>
+            <w:fldChar w:fldCharType="begin" w:dirty="true"/>
+            <w:instrText xml:space="preserve">TOC \o "1-3" \h \z \u</w:instrText>
+            <w:fldChar w:fldCharType="separate"/>
+            <w:fldChar w:fldCharType="end"/>
+          </w:r>
+        </w:p>
+      </w:sdtContent>
+    </w:sdt>
     <w:bookmarkStart w:id="28" w:name="the-uiao-seven-layer-model"/>
     <w:p>
       <w:pPr>
@@ -41,271 +67,14 @@
     </w:p>
     <w:p>
       <w:pPr>
-        <w:pStyle w:val="SourceCode"/>
+        <w:pStyle w:val="BlockText"/>
       </w:pPr>
       <w:r>
         <w:rPr>
-          <w:rStyle w:val="VerbatimChar"/>
+          <w:iCs/>
+          <w:i/>
         </w:rPr>
-        <w:t xml:space="preserve">graph TD</w:t>
-      </w:r>
-      <w:r>
-        <w:br/>
-      </w:r>
-      <w:r>
-        <w:rPr>
-          <w:rStyle w:val="VerbatimChar"/>
-        </w:rPr>
-        <w:t xml:space="preserve">    %% Define CSS-like classes for the UIAO Pillars</w:t>
-      </w:r>
-      <w:r>
-        <w:br/>
-      </w:r>
-      <w:r>
-        <w:rPr>
-          <w:rStyle w:val="VerbatimChar"/>
-        </w:rPr>
-        <w:t xml:space="preserve">    classDef identity fill:#f9f,stroke:#333,stroke-width:2px;</w:t>
-      </w:r>
-      <w:r>
-        <w:br/>
-      </w:r>
-      <w:r>
-        <w:rPr>
-          <w:rStyle w:val="VerbatimChar"/>
-        </w:rPr>
-        <w:t xml:space="preserve">    classDef addressing fill:#bbf,stroke:#333,stroke-width:2px;</w:t>
-      </w:r>
-      <w:r>
-        <w:br/>
-      </w:r>
-      <w:r>
-        <w:rPr>
-          <w:rStyle w:val="VerbatimChar"/>
-        </w:rPr>
-        <w:t xml:space="preserve">    classDef overlay fill:#dfd,stroke:#333,stroke-width:2px;</w:t>
-      </w:r>
-      <w:r>
-        <w:br/>
-      </w:r>
-      <w:r>
-        <w:rPr>
-          <w:rStyle w:val="VerbatimChar"/>
-        </w:rPr>
-        <w:t xml:space="preserve">    classDef default_layer fill:#fff,stroke:#333,stroke-width:1px;</w:t>
-      </w:r>
-      <w:r>
-        <w:br/>
-      </w:r>
-      <w:r>
-        <w:br/>
-      </w:r>
-      <w:r>
-        <w:rPr>
-          <w:rStyle w:val="VerbatimChar"/>
-        </w:rPr>
-        <w:t xml:space="preserve">    %% Generate Layer Nodes</w:t>
-      </w:r>
-      <w:r>
-        <w:br/>
-      </w:r>
-      <w:r>
-        <w:rPr>
-          <w:rStyle w:val="VerbatimChar"/>
-        </w:rPr>
-        <w:t xml:space="preserve">    </w:t>
-      </w:r>
-      <w:r>
-        <w:br/>
-      </w:r>
-      <w:r>
-        <w:rPr>
-          <w:rStyle w:val="VerbatimChar"/>
-        </w:rPr>
-        <w:t xml:space="preserve">    L7["7. Application"]:::default_layer</w:t>
-      </w:r>
-      <w:r>
-        <w:br/>
-      </w:r>
-      <w:r>
-        <w:rPr>
-          <w:rStyle w:val="VerbatimChar"/>
-        </w:rPr>
-        <w:t xml:space="preserve">    </w:t>
-      </w:r>
-      <w:r>
-        <w:br/>
-      </w:r>
-      <w:r>
-        <w:rPr>
-          <w:rStyle w:val="VerbatimChar"/>
-        </w:rPr>
-        <w:t xml:space="preserve">    L6["6. User Identity (Microsoft INR)"]:::identity</w:t>
-      </w:r>
-      <w:r>
-        <w:br/>
-      </w:r>
-      <w:r>
-        <w:rPr>
-          <w:rStyle w:val="VerbatimChar"/>
-        </w:rPr>
-        <w:t xml:space="preserve">    </w:t>
-      </w:r>
-      <w:r>
-        <w:br/>
-      </w:r>
-      <w:r>
-        <w:rPr>
-          <w:rStyle w:val="VerbatimChar"/>
-        </w:rPr>
-        <w:t xml:space="preserve">    L5["5. Security Policy"]:::default_layer</w:t>
-      </w:r>
-      <w:r>
-        <w:br/>
-      </w:r>
-      <w:r>
-        <w:rPr>
-          <w:rStyle w:val="VerbatimChar"/>
-        </w:rPr>
-        <w:t xml:space="preserve">    </w:t>
-      </w:r>
-      <w:r>
-        <w:br/>
-      </w:r>
-      <w:r>
-        <w:rPr>
-          <w:rStyle w:val="VerbatimChar"/>
-        </w:rPr>
-        <w:t xml:space="preserve">    L4["4. Addressing Overlay (Infoblox)"]:::addressing</w:t>
-      </w:r>
-      <w:r>
-        <w:br/>
-      </w:r>
-      <w:r>
-        <w:rPr>
-          <w:rStyle w:val="VerbatimChar"/>
-        </w:rPr>
-        <w:t xml:space="preserve">    </w:t>
-      </w:r>
-      <w:r>
-        <w:br/>
-      </w:r>
-      <w:r>
-        <w:rPr>
-          <w:rStyle w:val="VerbatimChar"/>
-        </w:rPr>
-        <w:t xml:space="preserve">    L3["3. Unified Fabric (Cisco Catalyst SD-WAN)"]:::overlay</w:t>
-      </w:r>
-      <w:r>
-        <w:br/>
-      </w:r>
-      <w:r>
-        <w:rPr>
-          <w:rStyle w:val="VerbatimChar"/>
-        </w:rPr>
-        <w:t xml:space="preserve">    </w:t>
-      </w:r>
-      <w:r>
-        <w:br/>
-      </w:r>
-      <w:r>
-        <w:rPr>
-          <w:rStyle w:val="VerbatimChar"/>
-        </w:rPr>
-        <w:t xml:space="preserve">    L2["2. Transport Underlay"]:::default_layer</w:t>
-      </w:r>
-      <w:r>
-        <w:br/>
-      </w:r>
-      <w:r>
-        <w:rPr>
-          <w:rStyle w:val="VerbatimChar"/>
-        </w:rPr>
-        <w:t xml:space="preserve">    </w:t>
-      </w:r>
-      <w:r>
-        <w:br/>
-      </w:r>
-      <w:r>
-        <w:rPr>
-          <w:rStyle w:val="VerbatimChar"/>
-        </w:rPr>
-        <w:t xml:space="preserve">    L1["1. Physical/Cloud"]:::default_layer</w:t>
-      </w:r>
-      <w:r>
-        <w:br/>
-      </w:r>
-      <w:r>
-        <w:rPr>
-          <w:rStyle w:val="VerbatimChar"/>
-        </w:rPr>
-        <w:t xml:space="preserve">    </w:t>
-      </w:r>
-      <w:r>
-        <w:br/>
-      </w:r>
-      <w:r>
-        <w:br/>
-      </w:r>
-      <w:r>
-        <w:rPr>
-          <w:rStyle w:val="VerbatimChar"/>
-        </w:rPr>
-        <w:t xml:space="preserve">    %% Generate Sequential Connections (7 -&gt; 6 -&gt; ... -&gt; 1)</w:t>
-      </w:r>
-      <w:r>
-        <w:br/>
-      </w:r>
-      <w:r>
-        <w:rPr>
-          <w:rStyle w:val="VerbatimChar"/>
-        </w:rPr>
-        <w:t xml:space="preserve">    L7 --&gt; L6</w:t>
-      </w:r>
-      <w:r>
-        <w:br/>
-      </w:r>
-      <w:r>
-        <w:rPr>
-          <w:rStyle w:val="VerbatimChar"/>
-        </w:rPr>
-        <w:t xml:space="preserve">    L6 --&gt; L5</w:t>
-      </w:r>
-      <w:r>
-        <w:br/>
-      </w:r>
-      <w:r>
-        <w:rPr>
-          <w:rStyle w:val="VerbatimChar"/>
-        </w:rPr>
-        <w:t xml:space="preserve">    L5 --&gt; L4</w:t>
-      </w:r>
-      <w:r>
-        <w:br/>
-      </w:r>
-      <w:r>
-        <w:rPr>
-          <w:rStyle w:val="VerbatimChar"/>
-        </w:rPr>
-        <w:t xml:space="preserve">    L4 --&gt; L3</w:t>
-      </w:r>
-      <w:r>
-        <w:br/>
-      </w:r>
-      <w:r>
-        <w:rPr>
-          <w:rStyle w:val="VerbatimChar"/>
-        </w:rPr>
-        <w:t xml:space="preserve">    L3 --&gt; L2</w:t>
-      </w:r>
-      <w:r>
-        <w:br/>
-      </w:r>
-      <w:r>
-        <w:rPr>
-          <w:rStyle w:val="VerbatimChar"/>
-        </w:rPr>
-        <w:t xml:space="preserve">    L2 --&gt; L1</w:t>
+        <w:t xml:space="preserve">[Diagram: Mermaid chart — render failed]</w:t>
       </w:r>
     </w:p>
     <w:p>
@@ -1153,13 +922,15 @@
     <w:link w:val="VerbatimChar"/>
     <w:pPr>
       <w:wordWrap w:val="off"/>
+      <w:shd w:val="clear" w:fill="f8f8f8"/>
     </w:pPr>
   </w:style>
   <w:style w:type="character" w:customStyle="1" w:styleId="KeywordTok">
     <w:name w:val="KeywordTok"/>
     <w:basedOn w:val="VerbatimChar"/>
     <w:rPr>
-      <w:color w:val="007020"/>
+      <w:color w:val="204a87"/>
+      <w:shd w:val="clear" w:fill="f8f8f8"/>
       <w:b/>
     </w:rPr>
   </w:style>
@@ -1167,85 +938,96 @@
     <w:name w:val="DataTypeTok"/>
     <w:basedOn w:val="VerbatimChar"/>
     <w:rPr>
-      <w:color w:val="902000"/>
+      <w:color w:val="204a87"/>
+      <w:shd w:val="clear" w:fill="f8f8f8"/>
     </w:rPr>
   </w:style>
   <w:style w:type="character" w:customStyle="1" w:styleId="DecValTok">
     <w:name w:val="DecValTok"/>
     <w:basedOn w:val="VerbatimChar"/>
     <w:rPr>
-      <w:color w:val="40a070"/>
+      <w:color w:val="0000cf"/>
+      <w:shd w:val="clear" w:fill="f8f8f8"/>
     </w:rPr>
   </w:style>
   <w:style w:type="character" w:customStyle="1" w:styleId="BaseNTok">
     <w:name w:val="BaseNTok"/>
     <w:basedOn w:val="VerbatimChar"/>
     <w:rPr>
-      <w:color w:val="40a070"/>
+      <w:color w:val="0000cf"/>
+      <w:shd w:val="clear" w:fill="f8f8f8"/>
     </w:rPr>
   </w:style>
   <w:style w:type="character" w:customStyle="1" w:styleId="FloatTok">
     <w:name w:val="FloatTok"/>
     <w:basedOn w:val="VerbatimChar"/>
     <w:rPr>
-      <w:color w:val="40a070"/>
+      <w:color w:val="0000cf"/>
+      <w:shd w:val="clear" w:fill="f8f8f8"/>
     </w:rPr>
   </w:style>
   <w:style w:type="character" w:customStyle="1" w:styleId="ConstantTok">
     <w:name w:val="ConstantTok"/>
     <w:basedOn w:val="VerbatimChar"/>
     <w:rPr>
-      <w:color w:val="880000"/>
+      <w:color w:val="8f5902"/>
+      <w:shd w:val="clear" w:fill="f8f8f8"/>
     </w:rPr>
   </w:style>
   <w:style w:type="character" w:customStyle="1" w:styleId="CharTok">
     <w:name w:val="CharTok"/>
     <w:basedOn w:val="VerbatimChar"/>
     <w:rPr>
-      <w:color w:val="4070a0"/>
+      <w:color w:val="4e9a06"/>
+      <w:shd w:val="clear" w:fill="f8f8f8"/>
     </w:rPr>
   </w:style>
   <w:style w:type="character" w:customStyle="1" w:styleId="SpecialCharTok">
     <w:name w:val="SpecialCharTok"/>
     <w:basedOn w:val="VerbatimChar"/>
     <w:rPr>
-      <w:color w:val="4070a0"/>
+      <w:color w:val="ce5c00"/>
+      <w:shd w:val="clear" w:fill="f8f8f8"/>
+      <w:b/>
     </w:rPr>
   </w:style>
   <w:style w:type="character" w:customStyle="1" w:styleId="StringTok">
     <w:name w:val="StringTok"/>
     <w:basedOn w:val="VerbatimChar"/>
     <w:rPr>
-      <w:color w:val="4070a0"/>
+      <w:color w:val="4e9a06"/>
+      <w:shd w:val="clear" w:fill="f8f8f8"/>
     </w:rPr>
   </w:style>
   <w:style w:type="character" w:customStyle="1" w:styleId="VerbatimStringTok">
     <w:name w:val="VerbatimStringTok"/>
     <w:basedOn w:val="VerbatimChar"/>
     <w:rPr>
-      <w:color w:val="4070a0"/>
+      <w:color w:val="4e9a06"/>
+      <w:shd w:val="clear" w:fill="f8f8f8"/>
     </w:rPr>
   </w:style>
   <w:style w:type="character" w:customStyle="1" w:styleId="SpecialStringTok">
     <w:name w:val="SpecialStringTok"/>
     <w:basedOn w:val="VerbatimChar"/>
     <w:rPr>
-      <w:color w:val="bb6688"/>
+      <w:color w:val="4e9a06"/>
+      <w:shd w:val="clear" w:fill="f8f8f8"/>
     </w:rPr>
   </w:style>
   <w:style w:type="character" w:customStyle="1" w:styleId="ImportTok">
     <w:name w:val="ImportTok"/>
     <w:basedOn w:val="VerbatimChar"/>
     <w:rPr>
-      <w:color w:val="008000"/>
-      <w:b/>
+      <w:shd w:val="clear" w:fill="f8f8f8"/>
     </w:rPr>
   </w:style>
   <w:style w:type="character" w:customStyle="1" w:styleId="CommentTok">
     <w:name w:val="CommentTok"/>
     <w:basedOn w:val="VerbatimChar"/>
     <w:rPr>
-      <w:color w:val="60a0b0"/>
+      <w:color w:val="8f5902"/>
+      <w:shd w:val="clear" w:fill="f8f8f8"/>
       <w:i/>
     </w:rPr>
   </w:style>
@@ -1253,7 +1035,9 @@
     <w:name w:val="DocumentationTok"/>
     <w:basedOn w:val="VerbatimChar"/>
     <w:rPr>
-      <w:color w:val="ba2121"/>
+      <w:color w:val="8f5902"/>
+      <w:shd w:val="clear" w:fill="f8f8f8"/>
+      <w:b/>
       <w:i/>
     </w:rPr>
   </w:style>
@@ -1261,7 +1045,8 @@
     <w:name w:val="AnnotationTok"/>
     <w:basedOn w:val="VerbatimChar"/>
     <w:rPr>
-      <w:color w:val="60a0b0"/>
+      <w:color w:val="8f5902"/>
+      <w:shd w:val="clear" w:fill="f8f8f8"/>
       <w:b/>
       <w:i/>
     </w:rPr>
@@ -1270,7 +1055,8 @@
     <w:name w:val="CommentVarTok"/>
     <w:basedOn w:val="VerbatimChar"/>
     <w:rPr>
-      <w:color w:val="60a0b0"/>
+      <w:color w:val="8f5902"/>
+      <w:shd w:val="clear" w:fill="f8f8f8"/>
       <w:b/>
       <w:i/>
     </w:rPr>
@@ -1279,28 +1065,33 @@
     <w:name w:val="OtherTok"/>
     <w:basedOn w:val="VerbatimChar"/>
     <w:rPr>
-      <w:color w:val="007020"/>
+      <w:color w:val="8f5902"/>
+      <w:shd w:val="clear" w:fill="f8f8f8"/>
     </w:rPr>
   </w:style>
   <w:style w:type="character" w:customStyle="1" w:styleId="FunctionTok">
     <w:name w:val="FunctionTok"/>
     <w:basedOn w:val="VerbatimChar"/>
     <w:rPr>
-      <w:color w:val="06287e"/>
+      <w:color w:val="204a87"/>
+      <w:shd w:val="clear" w:fill="f8f8f8"/>
+      <w:b/>
     </w:rPr>
   </w:style>
   <w:style w:type="character" w:customStyle="1" w:styleId="VariableTok">
     <w:name w:val="VariableTok"/>
     <w:basedOn w:val="VerbatimChar"/>
     <w:rPr>
-      <w:color w:val="19177c"/>
+      <w:color w:val="000000"/>
+      <w:shd w:val="clear" w:fill="f8f8f8"/>
     </w:rPr>
   </w:style>
   <w:style w:type="character" w:customStyle="1" w:styleId="ControlFlowTok">
     <w:name w:val="ControlFlowTok"/>
     <w:basedOn w:val="VerbatimChar"/>
     <w:rPr>
-      <w:color w:val="007020"/>
+      <w:color w:val="204a87"/>
+      <w:shd w:val="clear" w:fill="f8f8f8"/>
       <w:b/>
     </w:rPr>
   </w:style>
@@ -1308,45 +1099,55 @@
     <w:name w:val="OperatorTok"/>
     <w:basedOn w:val="VerbatimChar"/>
     <w:rPr>
-      <w:color w:val="666666"/>
+      <w:color w:val="ce5c00"/>
+      <w:shd w:val="clear" w:fill="f8f8f8"/>
+      <w:b/>
     </w:rPr>
   </w:style>
   <w:style w:type="character" w:customStyle="1" w:styleId="BuiltInTok">
     <w:name w:val="BuiltInTok"/>
     <w:basedOn w:val="VerbatimChar"/>
     <w:rPr>
-      <w:color w:val="008000"/>
+      <w:shd w:val="clear" w:fill="f8f8f8"/>
     </w:rPr>
   </w:style>
   <w:style w:type="character" w:customStyle="1" w:styleId="ExtensionTok">
     <w:name w:val="ExtensionTok"/>
     <w:basedOn w:val="VerbatimChar"/>
-    <w:rPr/>
+    <w:rPr>
+      <w:shd w:val="clear" w:fill="f8f8f8"/>
+    </w:rPr>
   </w:style>
   <w:style w:type="character" w:customStyle="1" w:styleId="PreprocessorTok">
     <w:name w:val="PreprocessorTok"/>
     <w:basedOn w:val="VerbatimChar"/>
     <w:rPr>
-      <w:color w:val="bc7a00"/>
+      <w:color w:val="8f5902"/>
+      <w:shd w:val="clear" w:fill="f8f8f8"/>
+      <w:i/>
     </w:rPr>
   </w:style>
   <w:style w:type="character" w:customStyle="1" w:styleId="AttributeTok">
     <w:name w:val="AttributeTok"/>
     <w:basedOn w:val="VerbatimChar"/>
     <w:rPr>
-      <w:color w:val="7d9029"/>
+      <w:color w:val="204a87"/>
+      <w:shd w:val="clear" w:fill="f8f8f8"/>
     </w:rPr>
   </w:style>
   <w:style w:type="character" w:customStyle="1" w:styleId="RegionMarkerTok">
     <w:name w:val="RegionMarkerTok"/>
     <w:basedOn w:val="VerbatimChar"/>
-    <w:rPr/>
+    <w:rPr>
+      <w:shd w:val="clear" w:fill="f8f8f8"/>
+    </w:rPr>
   </w:style>
   <w:style w:type="character" w:customStyle="1" w:styleId="InformationTok">
     <w:name w:val="InformationTok"/>
     <w:basedOn w:val="VerbatimChar"/>
     <w:rPr>
-      <w:color w:val="60a0b0"/>
+      <w:color w:val="8f5902"/>
+      <w:shd w:val="clear" w:fill="f8f8f8"/>
       <w:b/>
       <w:i/>
     </w:rPr>
@@ -1355,7 +1156,8 @@
     <w:name w:val="WarningTok"/>
     <w:basedOn w:val="VerbatimChar"/>
     <w:rPr>
-      <w:color w:val="60a0b0"/>
+      <w:color w:val="8f5902"/>
+      <w:shd w:val="clear" w:fill="f8f8f8"/>
       <w:b/>
       <w:i/>
     </w:rPr>
@@ -1364,22 +1166,25 @@
     <w:name w:val="AlertTok"/>
     <w:basedOn w:val="VerbatimChar"/>
     <w:rPr>
-      <w:color w:val="ff0000"/>
-      <w:b/>
+      <w:color w:val="ef2929"/>
+      <w:shd w:val="clear" w:fill="f8f8f8"/>
     </w:rPr>
   </w:style>
   <w:style w:type="character" w:customStyle="1" w:styleId="ErrorTok">
     <w:name w:val="ErrorTok"/>
     <w:basedOn w:val="VerbatimChar"/>
     <w:rPr>
-      <w:color w:val="ff0000"/>
+      <w:color w:val="a40000"/>
+      <w:shd w:val="clear" w:fill="f8f8f8"/>
       <w:b/>
     </w:rPr>
   </w:style>
   <w:style w:type="character" w:customStyle="1" w:styleId="NormalTok">
     <w:name w:val="NormalTok"/>
     <w:basedOn w:val="VerbatimChar"/>
-    <w:rPr/>
+    <w:rPr>
+      <w:shd w:val="clear" w:fill="f8f8f8"/>
+    </w:rPr>
   </w:style>
 </w:styles>
 </file>
